--- a/納品レポート/ホテル別レポート/アパホテル相模原橋本駅東_口コミ分析改善レポート.docx
+++ b/納品レポート/ホテル別レポート/アパホテル相模原橋本駅東_口コミ分析改善レポート.docx
@@ -81,7 +81,7 @@
           <w:sz w:val="22"/>
           <w:szCs w:val="22"/>
         </w:rPr>
-        <w:t xml:space="preserve">分析対象期間：2025年12月〜2026年3月</w:t>
+        <w:t xml:space="preserve">分析対象期間：2025年12月〜2026年4月</w:t>
       </w:r>
     </w:p>
     <w:p>
@@ -96,7 +96,7 @@
           <w:sz w:val="22"/>
           <w:szCs w:val="22"/>
         </w:rPr>
-        <w:t xml:space="preserve">レビュー総数：68件（重複除外後）</w:t>
+        <w:t xml:space="preserve">レビュー総数：30件（重複除外後）</w:t>
       </w:r>
     </w:p>
     <w:p>
@@ -111,7 +111,7 @@
           <w:sz w:val="20"/>
           <w:szCs w:val="20"/>
         </w:rPr>
-        <w:t xml:space="preserve">対象サイト：じゃらん / Google / Trip.com / Booking.com / Agoda / 楽天トラベル</w:t>
+        <w:t xml:space="preserve">対象サイト：Google / Agoda / じゃらん / Booking.com / 楽天トラベル / Trip.com</w:t>
       </w:r>
     </w:p>
     <w:p>
@@ -131,7 +131,7 @@
           <w:sz w:val="20"/>
           <w:szCs w:val="20"/>
         </w:rPr>
-        <w:t xml:space="preserve">作成日：2026年4月3日</w:t>
+        <w:t xml:space="preserve">作成日：2026年4月12日</w:t>
       </w:r>
     </w:p>
     <w:p>
@@ -189,7 +189,7 @@
           <w:sz w:val="21"/>
           <w:szCs w:val="21"/>
         </w:rPr>
-        <w:t xml:space="preserve">2025年12月〜2026年3月に各OTAサイト・口コミサイトに投稿された68件のレビューを包括的に分析しました。以下が主要な発見事項です。</w:t>
+        <w:t xml:space="preserve">2025年12月〜2026年4月に各OTAサイト・口コミサイトに投稿された30件のレビューを包括的に分析しました。以下が主要な発見事項です。</w:t>
       </w:r>
     </w:p>
     <w:p>
@@ -261,7 +261,7 @@
                 <w:sz w:val="36"/>
                 <w:szCs w:val="36"/>
               </w:rPr>
-              <w:t xml:space="preserve">8.22</w:t>
+              <w:t xml:space="preserve">8.00</w:t>
             </w:r>
           </w:p>
         </w:tc>
@@ -310,7 +310,7 @@
                 <w:sz w:val="36"/>
                 <w:szCs w:val="36"/>
               </w:rPr>
-              <w:t xml:space="preserve">72.1%</w:t>
+              <w:t xml:space="preserve">66.7%</w:t>
             </w:r>
           </w:p>
         </w:tc>
@@ -323,7 +323,7 @@
               <w:bottom w:val="none" w:sz="0"/>
               <w:right w:val="single" w:color="DDDDDD" w:sz="1"/>
             </w:tcBorders>
-            <w:shd w:fill="FDEDEC" w:val="clear"/>
+            <w:shd w:fill="E8F5E9" w:val="clear"/>
             <w:tcMar>
               <w:top w:type="dxa" w:w="160"/>
               <w:left w:type="dxa" w:w="200"/>
@@ -355,11 +355,11 @@
                 <w:rFonts w:ascii="Arial" w:cs="Arial" w:eastAsia="Arial" w:hAnsi="Arial"/>
                 <w:b/>
                 <w:bCs/>
-                <w:color w:val="C0392B"/>
+                <w:color w:val="27AE60"/>
                 <w:sz w:val="36"/>
                 <w:szCs w:val="36"/>
               </w:rPr>
-              <w:t xml:space="preserve">1.5%</w:t>
+              <w:t xml:space="preserve">0.0%</w:t>
             </w:r>
           </w:p>
         </w:tc>
@@ -408,7 +408,7 @@
                 <w:sz w:val="36"/>
                 <w:szCs w:val="36"/>
               </w:rPr>
-              <w:t xml:space="preserve">68件</w:t>
+              <w:t xml:space="preserve">30件</w:t>
             </w:r>
           </w:p>
         </w:tc>
@@ -448,7 +448,7 @@
           <w:sz w:val="21"/>
           <w:szCs w:val="21"/>
         </w:rPr>
-        <w:t xml:space="preserve">アパホテル相模原橋本駅東の総合評価は10点換算で8.22点となり、高評価率は72.1%です。概ね良好な評価を受けており、部屋・設備への好評が多く見られます。</w:t>
+        <w:t xml:space="preserve">アパホテル相模原橋本駅東の総合評価は10点換算で8.00点となり、高評価率は66.7%です。概ね良好な評価を受けており、部屋・設備への好評が多く見られます。</w:t>
       </w:r>
     </w:p>
     <w:p>
@@ -463,7 +463,7 @@
           <w:sz w:val="21"/>
           <w:szCs w:val="21"/>
         </w:rPr>
-        <w:t xml:space="preserve">一方、騒音問題など改善すべき課題も確認されました。本レポートの改善施策を実施することで、さらなる評価向上が期待できます。</w:t>
+        <w:t xml:space="preserve">一方、特段の問題は見られませんが、継続的な品質向上と口コミ管理の強化により、さらに高い評価を目指すことが重要です。</w:t>
       </w:r>
     </w:p>
     <w:p>
@@ -542,7 +542,7 @@
                 <w:sz w:val="20"/>
                 <w:szCs w:val="20"/>
               </w:rPr>
-              <w:t xml:space="preserve">部屋・設備（52件で言及）、スタッフ対応（35件で言及）、立地・アクセス（29件で言及）</w:t>
+              <w:t xml:space="preserve">部屋・設備（19件で言及）、立地・アクセス（18件で言及）、清潔感（15件で言及）</w:t>
             </w:r>
           </w:p>
           <w:p>
@@ -567,7 +567,7 @@
                 <w:sz w:val="20"/>
                 <w:szCs w:val="20"/>
               </w:rPr>
-              <w:t xml:space="preserve">騒音問題（2件）、水回り（2件）</w:t>
+              <w:t xml:space="preserve">継続的な品質管理が必要</w:t>
             </w:r>
           </w:p>
           <w:p>
@@ -953,7 +953,7 @@
                 <w:sz w:val="20"/>
                 <w:szCs w:val="20"/>
               </w:rPr>
-              <w:t xml:space="preserve">じゃらん</w:t>
+              <w:t xml:space="preserve">Google</w:t>
             </w:r>
           </w:p>
         </w:tc>
@@ -987,7 +987,7 @@
                 <w:sz w:val="20"/>
                 <w:szCs w:val="20"/>
               </w:rPr>
-              <w:t xml:space="preserve">11</w:t>
+              <w:t xml:space="preserve">6</w:t>
             </w:r>
           </w:p>
         </w:tc>
@@ -1021,7 +1021,7 @@
                 <w:sz w:val="20"/>
                 <w:szCs w:val="20"/>
               </w:rPr>
-              <w:t xml:space="preserve">4.45</w:t>
+              <w:t xml:space="preserve">4.33</w:t>
             </w:r>
           </w:p>
         </w:tc>
@@ -1089,7 +1089,7 @@
                 <w:sz w:val="20"/>
                 <w:szCs w:val="20"/>
               </w:rPr>
-              <w:t xml:space="preserve">8.91</w:t>
+              <w:t xml:space="preserve">8.67</w:t>
             </w:r>
           </w:p>
         </w:tc>
@@ -1123,7 +1123,7 @@
                 <w:sz w:val="20"/>
                 <w:szCs w:val="20"/>
               </w:rPr>
-              <w:t xml:space="preserve">10.0</w:t>
+              <w:t xml:space="preserve">8.0</w:t>
             </w:r>
           </w:p>
         </w:tc>
@@ -1194,7 +1194,7 @@
                 <w:sz w:val="20"/>
                 <w:szCs w:val="20"/>
               </w:rPr>
-              <w:t xml:space="preserve">Google</w:t>
+              <w:t xml:space="preserve">Agoda</w:t>
             </w:r>
           </w:p>
         </w:tc>
@@ -1229,7 +1229,7 @@
                 <w:sz w:val="20"/>
                 <w:szCs w:val="20"/>
               </w:rPr>
-              <w:t xml:space="preserve">8</w:t>
+              <w:t xml:space="preserve">6</w:t>
             </w:r>
           </w:p>
         </w:tc>
@@ -1264,7 +1264,7 @@
                 <w:sz w:val="20"/>
                 <w:szCs w:val="20"/>
               </w:rPr>
-              <w:t xml:space="preserve">4.38</w:t>
+              <w:t xml:space="preserve">8.17</w:t>
             </w:r>
           </w:p>
         </w:tc>
@@ -1299,7 +1299,7 @@
                 <w:sz w:val="20"/>
                 <w:szCs w:val="20"/>
               </w:rPr>
-              <w:t xml:space="preserve">/5</w:t>
+              <w:t xml:space="preserve">/10</w:t>
             </w:r>
           </w:p>
         </w:tc>
@@ -1334,7 +1334,7 @@
                 <w:sz w:val="20"/>
                 <w:szCs w:val="20"/>
               </w:rPr>
-              <w:t xml:space="preserve">8.75</w:t>
+              <w:t xml:space="preserve">8.17</w:t>
             </w:r>
           </w:p>
         </w:tc>
@@ -1440,7 +1440,7 @@
                 <w:sz w:val="20"/>
                 <w:szCs w:val="20"/>
               </w:rPr>
-              <w:t xml:space="preserve">Trip.com</w:t>
+              <w:t xml:space="preserve">じゃらん</w:t>
             </w:r>
           </w:p>
         </w:tc>
@@ -1474,7 +1474,7 @@
                 <w:sz w:val="20"/>
                 <w:szCs w:val="20"/>
               </w:rPr>
-              <w:t xml:space="preserve">3</w:t>
+              <w:t xml:space="preserve">2</w:t>
             </w:r>
           </w:p>
         </w:tc>
@@ -1508,7 +1508,7 @@
                 <w:sz w:val="20"/>
                 <w:szCs w:val="20"/>
               </w:rPr>
-              <w:t xml:space="preserve">8.67</w:t>
+              <w:t xml:space="preserve">4.00</w:t>
             </w:r>
           </w:p>
         </w:tc>
@@ -1542,7 +1542,7 @@
                 <w:sz w:val="20"/>
                 <w:szCs w:val="20"/>
               </w:rPr>
-              <w:t xml:space="preserve">/10</w:t>
+              <w:t xml:space="preserve">/5</w:t>
             </w:r>
           </w:p>
         </w:tc>
@@ -1576,7 +1576,7 @@
                 <w:sz w:val="20"/>
                 <w:szCs w:val="20"/>
               </w:rPr>
-              <w:t xml:space="preserve">8.67</w:t>
+              <w:t xml:space="preserve">8.00</w:t>
             </w:r>
           </w:p>
         </w:tc>
@@ -1610,7 +1610,7 @@
                 <w:sz w:val="20"/>
                 <w:szCs w:val="20"/>
               </w:rPr>
-              <w:t xml:space="preserve">10.0</w:t>
+              <w:t xml:space="preserve">8.0</w:t>
             </w:r>
           </w:p>
         </w:tc>
@@ -1716,7 +1716,7 @@
                 <w:sz w:val="20"/>
                 <w:szCs w:val="20"/>
               </w:rPr>
-              <w:t xml:space="preserve">22</w:t>
+              <w:t xml:space="preserve">9</w:t>
             </w:r>
           </w:p>
         </w:tc>
@@ -1751,7 +1751,7 @@
                 <w:sz w:val="20"/>
                 <w:szCs w:val="20"/>
               </w:rPr>
-              <w:t xml:space="preserve">8.00</w:t>
+              <w:t xml:space="preserve">7.89</w:t>
             </w:r>
           </w:p>
         </w:tc>
@@ -1817,11 +1817,11 @@
                 <w:rFonts w:ascii="Arial" w:cs="Arial" w:eastAsia="Arial" w:hAnsi="Arial"/>
                 <w:b/>
                 <w:bCs/>
-                <w:color w:val="27AE60"/>
-                <w:sz w:val="20"/>
-                <w:szCs w:val="20"/>
-              </w:rPr>
-              <w:t xml:space="preserve">8.00</w:t>
+                <w:color w:val="E67E22"/>
+                <w:sz w:val="20"/>
+                <w:szCs w:val="20"/>
+              </w:rPr>
+              <w:t xml:space="preserve">7.89</w:t>
             </w:r>
           </w:p>
         </w:tc>
@@ -1887,11 +1887,11 @@
                 <w:rFonts w:ascii="Arial" w:cs="Arial" w:eastAsia="Arial" w:hAnsi="Arial"/>
                 <w:b/>
                 <w:bCs/>
-                <w:color w:val="27AE60"/>
-                <w:sz w:val="20"/>
-                <w:szCs w:val="20"/>
-              </w:rPr>
-              <w:t xml:space="preserve">良好</w:t>
+                <w:color w:val="E67E22"/>
+                <w:sz w:val="20"/>
+                <w:szCs w:val="20"/>
+              </w:rPr>
+              <w:t xml:space="preserve">概ね良好</w:t>
             </w:r>
           </w:p>
         </w:tc>
@@ -1927,7 +1927,7 @@
                 <w:sz w:val="20"/>
                 <w:szCs w:val="20"/>
               </w:rPr>
-              <w:t xml:space="preserve">Agoda</w:t>
+              <w:t xml:space="preserve">楽天トラベル</w:t>
             </w:r>
           </w:p>
         </w:tc>
@@ -1961,7 +1961,7 @@
                 <w:sz w:val="20"/>
                 <w:szCs w:val="20"/>
               </w:rPr>
-              <w:t xml:space="preserve">8</w:t>
+              <w:t xml:space="preserve">6</w:t>
             </w:r>
           </w:p>
         </w:tc>
@@ -1995,7 +1995,7 @@
                 <w:sz w:val="20"/>
                 <w:szCs w:val="20"/>
               </w:rPr>
-              <w:t xml:space="preserve">7.88</w:t>
+              <w:t xml:space="preserve">3.83</w:t>
             </w:r>
           </w:p>
         </w:tc>
@@ -2029,7 +2029,7 @@
                 <w:sz w:val="20"/>
                 <w:szCs w:val="20"/>
               </w:rPr>
-              <w:t xml:space="preserve">/10</w:t>
+              <w:t xml:space="preserve">/5</w:t>
             </w:r>
           </w:p>
         </w:tc>
@@ -2063,7 +2063,7 @@
                 <w:sz w:val="20"/>
                 <w:szCs w:val="20"/>
               </w:rPr>
-              <w:t xml:space="preserve">7.88</w:t>
+              <w:t xml:space="preserve">7.67</w:t>
             </w:r>
           </w:p>
         </w:tc>
@@ -2097,7 +2097,7 @@
                 <w:sz w:val="20"/>
                 <w:szCs w:val="20"/>
               </w:rPr>
-              <w:t xml:space="preserve">7.5</w:t>
+              <w:t xml:space="preserve">7.0</w:t>
             </w:r>
           </w:p>
         </w:tc>
@@ -2168,7 +2168,7 @@
                 <w:sz w:val="20"/>
                 <w:szCs w:val="20"/>
               </w:rPr>
-              <w:t xml:space="preserve">楽天トラベル</w:t>
+              <w:t xml:space="preserve">Trip.com</w:t>
             </w:r>
           </w:p>
         </w:tc>
@@ -2203,7 +2203,7 @@
                 <w:sz w:val="20"/>
                 <w:szCs w:val="20"/>
               </w:rPr>
-              <w:t xml:space="preserve">16</w:t>
+              <w:t xml:space="preserve">1</w:t>
             </w:r>
           </w:p>
         </w:tc>
@@ -2238,7 +2238,7 @@
                 <w:sz w:val="20"/>
                 <w:szCs w:val="20"/>
               </w:rPr>
-              <w:t xml:space="preserve">3.94</w:t>
+              <w:t xml:space="preserve">6.00</w:t>
             </w:r>
           </w:p>
         </w:tc>
@@ -2273,7 +2273,7 @@
                 <w:sz w:val="20"/>
                 <w:szCs w:val="20"/>
               </w:rPr>
-              <w:t xml:space="preserve">/5</w:t>
+              <w:t xml:space="preserve">/10</w:t>
             </w:r>
           </w:p>
         </w:tc>
@@ -2308,7 +2308,7 @@
                 <w:sz w:val="20"/>
                 <w:szCs w:val="20"/>
               </w:rPr>
-              <w:t xml:space="preserve">7.88</w:t>
+              <w:t xml:space="preserve">6.00</w:t>
             </w:r>
           </w:p>
         </w:tc>
@@ -2343,7 +2343,7 @@
                 <w:sz w:val="20"/>
                 <w:szCs w:val="20"/>
               </w:rPr>
-              <w:t xml:space="preserve">8.0</w:t>
+              <w:t xml:space="preserve">6.0</w:t>
             </w:r>
           </w:p>
         </w:tc>
@@ -2378,7 +2378,7 @@
                 <w:sz w:val="20"/>
                 <w:szCs w:val="20"/>
               </w:rPr>
-              <w:t xml:space="preserve">概ね良好</w:t>
+              <w:t xml:space="preserve">要改善</w:t>
             </w:r>
           </w:p>
         </w:tc>
@@ -2418,7 +2418,7 @@
           <w:sz w:val="21"/>
           <w:szCs w:val="21"/>
         </w:rPr>
-        <w:t xml:space="preserve">68件のレビューにおける評価分布を10点換算で分析しました。高評価（8-10点）が49件（72.1%）を占め、低評価（1-4点）が1件（1.5%）となっています。</w:t>
+        <w:t xml:space="preserve">30件のレビューにおける評価分布を10点換算で分析しました。高評価（8-10点）が20件（66.7%）を占め、低評価（1-4点）は0件と、良好な評価分布が維持されています。</w:t>
       </w:r>
     </w:p>
     <w:p>
@@ -2653,7 +2653,7 @@
                 <w:sz w:val="20"/>
                 <w:szCs w:val="20"/>
               </w:rPr>
-              <w:t xml:space="preserve">22</w:t>
+              <w:t xml:space="preserve">6</w:t>
             </w:r>
           </w:p>
         </w:tc>
@@ -2688,7 +2688,7 @@
                 <w:sz w:val="20"/>
                 <w:szCs w:val="20"/>
               </w:rPr>
-              <w:t xml:space="preserve">32.4%</w:t>
+              <w:t xml:space="preserve">20.0%</w:t>
             </w:r>
           </w:p>
         </w:tc>
@@ -2717,7 +2717,7 @@
                 <w:sz w:val="20"/>
                 <w:szCs w:val="20"/>
               </w:rPr>
-              <w:t xml:space="preserve">████████████████████</w:t>
+              <w:t xml:space="preserve">███████████</w:t>
             </w:r>
             <w:r>
               <w:rPr>
@@ -2726,7 +2726,7 @@
                 <w:sz w:val="18"/>
                 <w:szCs w:val="18"/>
               </w:rPr>
-              <w:t xml:space="preserve"> 22件</w:t>
+              <w:t xml:space="preserve"> 6件</w:t>
             </w:r>
           </w:p>
         </w:tc>
@@ -2798,7 +2798,7 @@
                 <w:sz w:val="20"/>
                 <w:szCs w:val="20"/>
               </w:rPr>
-              <w:t xml:space="preserve">5</w:t>
+              <w:t xml:space="preserve">3</w:t>
             </w:r>
           </w:p>
         </w:tc>
@@ -2833,7 +2833,7 @@
                 <w:sz w:val="20"/>
                 <w:szCs w:val="20"/>
               </w:rPr>
-              <w:t xml:space="preserve">7.4%</w:t>
+              <w:t xml:space="preserve">10.0%</w:t>
             </w:r>
           </w:p>
         </w:tc>
@@ -2870,7 +2870,7 @@
                 <w:sz w:val="18"/>
                 <w:szCs w:val="18"/>
               </w:rPr>
-              <w:t xml:space="preserve"> 5件</w:t>
+              <w:t xml:space="preserve"> 3件</w:t>
             </w:r>
           </w:p>
         </w:tc>
@@ -2942,7 +2942,7 @@
                 <w:sz w:val="20"/>
                 <w:szCs w:val="20"/>
               </w:rPr>
-              <w:t xml:space="preserve">22</w:t>
+              <w:t xml:space="preserve">11</w:t>
             </w:r>
           </w:p>
         </w:tc>
@@ -2977,7 +2977,7 @@
                 <w:sz w:val="20"/>
                 <w:szCs w:val="20"/>
               </w:rPr>
-              <w:t xml:space="preserve">32.4%</w:t>
+              <w:t xml:space="preserve">36.7%</w:t>
             </w:r>
           </w:p>
         </w:tc>
@@ -3015,7 +3015,7 @@
                 <w:sz w:val="18"/>
                 <w:szCs w:val="18"/>
               </w:rPr>
-              <w:t xml:space="preserve"> 22件</w:t>
+              <w:t xml:space="preserve"> 11件</w:t>
             </w:r>
           </w:p>
         </w:tc>
@@ -3087,7 +3087,7 @@
                 <w:sz w:val="20"/>
                 <w:szCs w:val="20"/>
               </w:rPr>
-              <w:t xml:space="preserve">8</w:t>
+              <w:t xml:space="preserve">5</w:t>
             </w:r>
           </w:p>
         </w:tc>
@@ -3122,7 +3122,7 @@
                 <w:sz w:val="20"/>
                 <w:szCs w:val="20"/>
               </w:rPr>
-              <w:t xml:space="preserve">11.8%</w:t>
+              <w:t xml:space="preserve">16.7%</w:t>
             </w:r>
           </w:p>
         </w:tc>
@@ -3150,7 +3150,7 @@
                 <w:sz w:val="20"/>
                 <w:szCs w:val="20"/>
               </w:rPr>
-              <w:t xml:space="preserve">███████</w:t>
+              <w:t xml:space="preserve">█████████</w:t>
             </w:r>
             <w:r>
               <w:rPr>
@@ -3159,7 +3159,7 @@
                 <w:sz w:val="18"/>
                 <w:szCs w:val="18"/>
               </w:rPr>
-              <w:t xml:space="preserve"> 8件</w:t>
+              <w:t xml:space="preserve"> 5件</w:t>
             </w:r>
           </w:p>
         </w:tc>
@@ -3231,7 +3231,7 @@
                 <w:sz w:val="20"/>
                 <w:szCs w:val="20"/>
               </w:rPr>
-              <w:t xml:space="preserve">8</w:t>
+              <w:t xml:space="preserve">5</w:t>
             </w:r>
           </w:p>
         </w:tc>
@@ -3266,7 +3266,7 @@
                 <w:sz w:val="20"/>
                 <w:szCs w:val="20"/>
               </w:rPr>
-              <w:t xml:space="preserve">11.8%</w:t>
+              <w:t xml:space="preserve">16.7%</w:t>
             </w:r>
           </w:p>
         </w:tc>
@@ -3295,7 +3295,7 @@
                 <w:sz w:val="20"/>
                 <w:szCs w:val="20"/>
               </w:rPr>
-              <w:t xml:space="preserve">███████</w:t>
+              <w:t xml:space="preserve">█████████</w:t>
             </w:r>
             <w:r>
               <w:rPr>
@@ -3304,296 +3304,7 @@
                 <w:sz w:val="18"/>
                 <w:szCs w:val="18"/>
               </w:rPr>
-              <w:t xml:space="preserve"> 8件</w:t>
-            </w:r>
-          </w:p>
-        </w:tc>
-      </w:tr>
-      <w:tr>
-        <w:tc>
-          <w:tcPr>
-            <w:tcW w:type="dxa" w:w="1200"/>
-            <w:tcBorders>
-              <w:top w:val="single" w:color="CCCCCC" w:sz="1"/>
-              <w:left w:val="single" w:color="CCCCCC" w:sz="1"/>
-              <w:bottom w:val="single" w:color="CCCCCC" w:sz="1"/>
-              <w:right w:val="single" w:color="CCCCCC" w:sz="1"/>
-            </w:tcBorders>
-            <w:shd w:fill="FFFFFF" w:val="clear"/>
-            <w:tcMar>
-              <w:top w:type="dxa" w:w="80"/>
-              <w:left w:type="dxa" w:w="120"/>
-              <w:bottom w:type="dxa" w:w="80"/>
-              <w:right w:type="dxa" w:w="120"/>
-            </w:tcMar>
-            <w:vAlign w:val="center"/>
-          </w:tcPr>
-          <w:p>
-            <w:pPr>
-              <w:jc w:val="center"/>
-            </w:pPr>
-            <w:r>
-              <w:rPr>
-                <w:rFonts w:ascii="Arial" w:cs="Arial" w:eastAsia="Arial" w:hAnsi="Arial"/>
-                <w:b/>
-                <w:bCs/>
-                <w:color w:val="333333"/>
-                <w:sz w:val="20"/>
-                <w:szCs w:val="20"/>
-              </w:rPr>
-              <w:t xml:space="preserve">5</w:t>
-            </w:r>
-          </w:p>
-        </w:tc>
-        <w:tc>
-          <w:tcPr>
-            <w:tcW w:type="dxa" w:w="1200"/>
-            <w:tcBorders>
-              <w:top w:val="single" w:color="CCCCCC" w:sz="1"/>
-              <w:left w:val="single" w:color="CCCCCC" w:sz="1"/>
-              <w:bottom w:val="single" w:color="CCCCCC" w:sz="1"/>
-              <w:right w:val="single" w:color="CCCCCC" w:sz="1"/>
-            </w:tcBorders>
-            <w:shd w:fill="FFFFFF" w:val="clear"/>
-            <w:tcMar>
-              <w:top w:type="dxa" w:w="80"/>
-              <w:left w:type="dxa" w:w="120"/>
-              <w:bottom w:type="dxa" w:w="80"/>
-              <w:right w:type="dxa" w:w="120"/>
-            </w:tcMar>
-            <w:vAlign w:val="center"/>
-          </w:tcPr>
-          <w:p>
-            <w:pPr>
-              <w:jc w:val="center"/>
-            </w:pPr>
-            <w:r>
-              <w:rPr>
-                <w:rFonts w:ascii="Arial" w:cs="Arial" w:eastAsia="Arial" w:hAnsi="Arial"/>
-                <w:b w:val="false"/>
-                <w:bCs w:val="false"/>
-                <w:color w:val="333333"/>
-                <w:sz w:val="20"/>
-                <w:szCs w:val="20"/>
-              </w:rPr>
-              <w:t xml:space="preserve">2</w:t>
-            </w:r>
-          </w:p>
-        </w:tc>
-        <w:tc>
-          <w:tcPr>
-            <w:tcW w:type="dxa" w:w="1500"/>
-            <w:tcBorders>
-              <w:top w:val="single" w:color="CCCCCC" w:sz="1"/>
-              <w:left w:val="single" w:color="CCCCCC" w:sz="1"/>
-              <w:bottom w:val="single" w:color="CCCCCC" w:sz="1"/>
-              <w:right w:val="single" w:color="CCCCCC" w:sz="1"/>
-            </w:tcBorders>
-            <w:shd w:fill="FFFFFF" w:val="clear"/>
-            <w:tcMar>
-              <w:top w:type="dxa" w:w="80"/>
-              <w:left w:type="dxa" w:w="120"/>
-              <w:bottom w:type="dxa" w:w="80"/>
-              <w:right w:type="dxa" w:w="120"/>
-            </w:tcMar>
-            <w:vAlign w:val="center"/>
-          </w:tcPr>
-          <w:p>
-            <w:pPr>
-              <w:jc w:val="center"/>
-            </w:pPr>
-            <w:r>
-              <w:rPr>
-                <w:rFonts w:ascii="Arial" w:cs="Arial" w:eastAsia="Arial" w:hAnsi="Arial"/>
-                <w:b w:val="false"/>
-                <w:bCs w:val="false"/>
-                <w:color w:val="333333"/>
-                <w:sz w:val="20"/>
-                <w:szCs w:val="20"/>
-              </w:rPr>
-              <w:t xml:space="preserve">2.9%</w:t>
-            </w:r>
-          </w:p>
-        </w:tc>
-        <w:tc>
-          <w:tcPr>
-            <w:tcW w:type="dxa" w:w="5126"/>
-            <w:tcBorders>
-              <w:top w:val="single" w:color="CCCCCC" w:sz="1"/>
-              <w:left w:val="single" w:color="CCCCCC" w:sz="1"/>
-              <w:bottom w:val="single" w:color="CCCCCC" w:sz="1"/>
-              <w:right w:val="single" w:color="CCCCCC" w:sz="1"/>
-            </w:tcBorders>
-            <w:tcMar>
-              <w:top w:type="dxa" w:w="80"/>
-              <w:left w:type="dxa" w:w="120"/>
-              <w:bottom w:type="dxa" w:w="80"/>
-              <w:right w:type="dxa" w:w="120"/>
-            </w:tcMar>
-          </w:tcPr>
-          <w:p>
-            <w:r>
-              <w:rPr>
-                <w:rFonts w:ascii="Arial" w:cs="Arial" w:eastAsia="Arial" w:hAnsi="Arial"/>
-                <w:color w:val="E67E22"/>
-                <w:sz w:val="20"/>
-                <w:szCs w:val="20"/>
-              </w:rPr>
-              <w:t xml:space="preserve">██</w:t>
-            </w:r>
-            <w:r>
-              <w:rPr>
-                <w:rFonts w:ascii="Arial" w:cs="Arial" w:eastAsia="Arial" w:hAnsi="Arial"/>
-                <w:color w:val="666666"/>
-                <w:sz w:val="18"/>
-                <w:szCs w:val="18"/>
-              </w:rPr>
-              <w:t xml:space="preserve"> 2件</w:t>
-            </w:r>
-          </w:p>
-        </w:tc>
-      </w:tr>
-      <w:tr>
-        <w:tc>
-          <w:tcPr>
-            <w:tcW w:type="dxa" w:w="1200"/>
-            <w:tcBorders>
-              <w:top w:val="single" w:color="CCCCCC" w:sz="1"/>
-              <w:left w:val="single" w:color="CCCCCC" w:sz="1"/>
-              <w:bottom w:val="single" w:color="CCCCCC" w:sz="1"/>
-              <w:right w:val="single" w:color="CCCCCC" w:sz="1"/>
-            </w:tcBorders>
-            <w:shd w:fill="F2F2F2" w:val="clear"/>
-            <w:tcMar>
-              <w:top w:type="dxa" w:w="80"/>
-              <w:left w:type="dxa" w:w="120"/>
-              <w:bottom w:type="dxa" w:w="80"/>
-              <w:right w:type="dxa" w:w="120"/>
-            </w:tcMar>
-            <w:vAlign w:val="center"/>
-          </w:tcPr>
-          <w:p>
-            <w:pPr>
-              <w:jc w:val="center"/>
-            </w:pPr>
-            <w:r>
-              <w:rPr>
-                <w:rFonts w:ascii="Arial" w:cs="Arial" w:eastAsia="Arial" w:hAnsi="Arial"/>
-                <w:b/>
-                <w:bCs/>
-                <w:color w:val="333333"/>
-                <w:sz w:val="20"/>
-                <w:szCs w:val="20"/>
-              </w:rPr>
-              <w:t xml:space="preserve">4</w:t>
-            </w:r>
-          </w:p>
-        </w:tc>
-        <w:tc>
-          <w:tcPr>
-            <w:tcW w:type="dxa" w:w="1200"/>
-            <w:tcBorders>
-              <w:top w:val="single" w:color="CCCCCC" w:sz="1"/>
-              <w:left w:val="single" w:color="CCCCCC" w:sz="1"/>
-              <w:bottom w:val="single" w:color="CCCCCC" w:sz="1"/>
-              <w:right w:val="single" w:color="CCCCCC" w:sz="1"/>
-            </w:tcBorders>
-            <w:shd w:fill="F2F2F2" w:val="clear"/>
-            <w:tcMar>
-              <w:top w:type="dxa" w:w="80"/>
-              <w:left w:type="dxa" w:w="120"/>
-              <w:bottom w:type="dxa" w:w="80"/>
-              <w:right w:type="dxa" w:w="120"/>
-            </w:tcMar>
-            <w:vAlign w:val="center"/>
-          </w:tcPr>
-          <w:p>
-            <w:pPr>
-              <w:jc w:val="center"/>
-            </w:pPr>
-            <w:r>
-              <w:rPr>
-                <w:rFonts w:ascii="Arial" w:cs="Arial" w:eastAsia="Arial" w:hAnsi="Arial"/>
-                <w:b w:val="false"/>
-                <w:bCs w:val="false"/>
-                <w:color w:val="333333"/>
-                <w:sz w:val="20"/>
-                <w:szCs w:val="20"/>
-              </w:rPr>
-              <w:t xml:space="preserve">1</w:t>
-            </w:r>
-          </w:p>
-        </w:tc>
-        <w:tc>
-          <w:tcPr>
-            <w:tcW w:type="dxa" w:w="1500"/>
-            <w:tcBorders>
-              <w:top w:val="single" w:color="CCCCCC" w:sz="1"/>
-              <w:left w:val="single" w:color="CCCCCC" w:sz="1"/>
-              <w:bottom w:val="single" w:color="CCCCCC" w:sz="1"/>
-              <w:right w:val="single" w:color="CCCCCC" w:sz="1"/>
-            </w:tcBorders>
-            <w:shd w:fill="F2F2F2" w:val="clear"/>
-            <w:tcMar>
-              <w:top w:type="dxa" w:w="80"/>
-              <w:left w:type="dxa" w:w="120"/>
-              <w:bottom w:type="dxa" w:w="80"/>
-              <w:right w:type="dxa" w:w="120"/>
-            </w:tcMar>
-            <w:vAlign w:val="center"/>
-          </w:tcPr>
-          <w:p>
-            <w:pPr>
-              <w:jc w:val="center"/>
-            </w:pPr>
-            <w:r>
-              <w:rPr>
-                <w:rFonts w:ascii="Arial" w:cs="Arial" w:eastAsia="Arial" w:hAnsi="Arial"/>
-                <w:b w:val="false"/>
-                <w:bCs w:val="false"/>
-                <w:color w:val="333333"/>
-                <w:sz w:val="20"/>
-                <w:szCs w:val="20"/>
-              </w:rPr>
-              <w:t xml:space="preserve">1.5%</w:t>
-            </w:r>
-          </w:p>
-        </w:tc>
-        <w:tc>
-          <w:tcPr>
-            <w:tcW w:type="dxa" w:w="5126"/>
-            <w:tcBorders>
-              <w:top w:val="single" w:color="CCCCCC" w:sz="1"/>
-              <w:left w:val="single" w:color="CCCCCC" w:sz="1"/>
-              <w:bottom w:val="single" w:color="CCCCCC" w:sz="1"/>
-              <w:right w:val="single" w:color="CCCCCC" w:sz="1"/>
-            </w:tcBorders>
-            <w:shd w:fill="F2F2F2" w:val="clear"/>
-            <w:tcMar>
-              <w:top w:type="dxa" w:w="80"/>
-              <w:left w:type="dxa" w:w="120"/>
-              <w:bottom w:type="dxa" w:w="80"/>
-              <w:right w:type="dxa" w:w="120"/>
-            </w:tcMar>
-          </w:tcPr>
-          <w:p>
-            <w:r>
-              <w:rPr>
-                <w:rFonts w:ascii="Arial" w:cs="Arial" w:eastAsia="Arial" w:hAnsi="Arial"/>
-                <w:color w:val="C0392B"/>
-                <w:sz w:val="20"/>
-                <w:szCs w:val="20"/>
-              </w:rPr>
-              <w:t xml:space="preserve">█</w:t>
-            </w:r>
-            <w:r>
-              <w:rPr>
-                <w:rFonts w:ascii="Arial" w:cs="Arial" w:eastAsia="Arial" w:hAnsi="Arial"/>
-                <w:color w:val="666666"/>
-                <w:sz w:val="18"/>
-                <w:szCs w:val="18"/>
-              </w:rPr>
-              <w:t xml:space="preserve"> 1件</w:t>
+              <w:t xml:space="preserve"> 5件</w:t>
             </w:r>
           </w:p>
         </w:tc>
@@ -3669,7 +3380,7 @@
                 <w:sz w:val="24"/>
                 <w:szCs w:val="24"/>
               </w:rPr>
-              <w:t xml:space="preserve">49件（72.1%）</w:t>
+              <w:t xml:space="preserve">20件（66.7%）</w:t>
             </w:r>
           </w:p>
         </w:tc>
@@ -3720,7 +3431,7 @@
                 <w:sz w:val="24"/>
                 <w:szCs w:val="24"/>
               </w:rPr>
-              <w:t xml:space="preserve">18件（26.5%）</w:t>
+              <w:t xml:space="preserve">10件（33.3%）</w:t>
             </w:r>
           </w:p>
         </w:tc>
@@ -3751,7 +3462,7 @@
                 <w:rFonts w:ascii="Arial" w:cs="Arial" w:eastAsia="Arial" w:hAnsi="Arial"/>
                 <w:b/>
                 <w:bCs/>
-                <w:color w:val="C0392B"/>
+                <w:color w:val="27AE60"/>
                 <w:sz w:val="20"/>
                 <w:szCs w:val="20"/>
               </w:rPr>
@@ -3767,11 +3478,11 @@
                 <w:rFonts w:ascii="Arial" w:cs="Arial" w:eastAsia="Arial" w:hAnsi="Arial"/>
                 <w:b/>
                 <w:bCs/>
-                <w:color w:val="C0392B"/>
+                <w:color w:val="27AE60"/>
                 <w:sz w:val="24"/>
                 <w:szCs w:val="24"/>
               </w:rPr>
-              <w:t xml:space="preserve">1件（1.5%）</w:t>
+              <w:t xml:space="preserve">0件（0.0%）</w:t>
             </w:r>
           </w:p>
         </w:tc>
@@ -4010,7 +3721,7 @@
                 <w:sz w:val="20"/>
                 <w:szCs w:val="20"/>
               </w:rPr>
-              <w:t xml:space="preserve">52件</w:t>
+              <w:t xml:space="preserve">19件</w:t>
             </w:r>
           </w:p>
         </w:tc>
@@ -4081,7 +3792,7 @@
                 <w:sz w:val="20"/>
                 <w:szCs w:val="20"/>
               </w:rPr>
-              <w:t xml:space="preserve">スタッフ対応</w:t>
+              <w:t xml:space="preserve">立地・アクセス</w:t>
             </w:r>
           </w:p>
         </w:tc>
@@ -4115,7 +3826,7 @@
                 <w:sz w:val="20"/>
                 <w:szCs w:val="20"/>
               </w:rPr>
-              <w:t xml:space="preserve">35件</w:t>
+              <w:t xml:space="preserve">18件</w:t>
             </w:r>
           </w:p>
         </w:tc>
@@ -4149,7 +3860,7 @@
                 <w:sz w:val="20"/>
                 <w:szCs w:val="20"/>
               </w:rPr>
-              <w:t xml:space="preserve">「感があり、スタッフの対応が良く立地も便利です。大浴場は快適で」「感があり、スタッフの対応が良く立地も便利です。大浴場は快適で」</w:t>
+              <w:t xml:space="preserve">「駅から比較的近くて便利。 部屋は清潔感あるし、浴衣」「駅から比較的近くて便利。 部屋は清潔感あるし、浴衣」</w:t>
             </w:r>
           </w:p>
         </w:tc>
@@ -4186,7 +3897,7 @@
                 <w:sz w:val="20"/>
                 <w:szCs w:val="20"/>
               </w:rPr>
-              <w:t xml:space="preserve">立地・アクセス</w:t>
+              <w:t xml:space="preserve">清潔感</w:t>
             </w:r>
           </w:p>
         </w:tc>
@@ -4221,7 +3932,7 @@
                 <w:sz w:val="20"/>
                 <w:szCs w:val="20"/>
               </w:rPr>
-              <w:t xml:space="preserve">29件</w:t>
+              <w:t xml:space="preserve">15件</w:t>
             </w:r>
           </w:p>
         </w:tc>
@@ -4256,7 +3967,7 @@
                 <w:sz w:val="20"/>
                 <w:szCs w:val="20"/>
               </w:rPr>
-              <w:t xml:space="preserve">「駅から比較的近くて便利。 部屋は清潔感あるし、浴衣」「駅から比較的近くて便利。 部屋は清潔感あるし、浴衣」</w:t>
+              <w:t xml:space="preserve">「。 部屋は清潔感あるし、浴衣あったりアメニティなども充実して」「。 部屋は清潔感あるし、浴衣あったりアメニティなども充実して」</w:t>
             </w:r>
           </w:p>
         </w:tc>
@@ -4292,7 +4003,7 @@
                 <w:sz w:val="20"/>
                 <w:szCs w:val="20"/>
               </w:rPr>
-              <w:t xml:space="preserve">清潔感</w:t>
+              <w:t xml:space="preserve">スタッフ対応</w:t>
             </w:r>
           </w:p>
         </w:tc>
@@ -4326,7 +4037,7 @@
                 <w:sz w:val="20"/>
                 <w:szCs w:val="20"/>
               </w:rPr>
-              <w:t xml:space="preserve">29件</w:t>
+              <w:t xml:space="preserve">10件</w:t>
             </w:r>
           </w:p>
         </w:tc>
@@ -4360,7 +4071,7 @@
                 <w:sz w:val="20"/>
                 <w:szCs w:val="20"/>
               </w:rPr>
-              <w:t xml:space="preserve">「。 部屋は清潔感あるし、浴衣あったりアメニティなども充実して」「。 部屋は清潔感あるし、浴衣あったりアメニティなども充実して」</w:t>
+              <w:t xml:space="preserve">「感があり、スタッフの対応が良く立地も便利です。大浴場は快適で」「感があり、スタッフの対応が良く立地も便利です。大浴場は快適で」</w:t>
             </w:r>
           </w:p>
         </w:tc>
@@ -4397,7 +4108,7 @@
                 <w:sz w:val="20"/>
                 <w:szCs w:val="20"/>
               </w:rPr>
-              <w:t xml:space="preserve">朝食</w:t>
+              <w:t xml:space="preserve">コスパ・リピート</w:t>
             </w:r>
           </w:p>
         </w:tc>
@@ -4432,7 +4143,7 @@
                 <w:sz w:val="20"/>
                 <w:szCs w:val="20"/>
               </w:rPr>
-              <w:t xml:space="preserve">22件</w:t>
+              <w:t xml:space="preserve">8件</w:t>
             </w:r>
           </w:p>
         </w:tc>
@@ -4467,7 +4178,7 @@
                 <w:sz w:val="20"/>
                 <w:szCs w:val="20"/>
               </w:rPr>
-              <w:t xml:space="preserve">「たですが、朝食にも大変満足しました。」「たですが、朝食にも大変満足しました。」</w:t>
+              <w:t xml:space="preserve">「食にも大変満足しました。」「食にも大変満足しました。」</w:t>
             </w:r>
           </w:p>
         </w:tc>
@@ -4503,7 +4214,7 @@
                 <w:sz w:val="20"/>
                 <w:szCs w:val="20"/>
               </w:rPr>
-              <w:t xml:space="preserve">コスパ・リピート</w:t>
+              <w:t xml:space="preserve">朝食</w:t>
             </w:r>
           </w:p>
         </w:tc>
@@ -4537,7 +4248,7 @@
                 <w:sz w:val="20"/>
                 <w:szCs w:val="20"/>
               </w:rPr>
-              <w:t xml:space="preserve">18件</w:t>
+              <w:t xml:space="preserve">6件</w:t>
             </w:r>
           </w:p>
         </w:tc>
@@ -4571,7 +4282,7 @@
                 <w:sz w:val="20"/>
                 <w:szCs w:val="20"/>
               </w:rPr>
-              <w:t xml:space="preserve">「食にも大変満足しました。」「食にも大変満足しました。」</w:t>
+              <w:t xml:space="preserve">「たですが、朝食にも大変満足しました。」「たですが、朝食にも大変満足しました。」</w:t>
             </w:r>
           </w:p>
         </w:tc>
@@ -4611,7 +4322,7 @@
           <w:sz w:val="21"/>
           <w:szCs w:val="21"/>
         </w:rPr>
-        <w:t xml:space="preserve">アパホテル相模原橋本駅東の最大の強みは「部屋・設備」です。68件のレビュー中52件でこのテーマへの言及が確認されました。</w:t>
+        <w:t xml:space="preserve">アパホテル相模原橋本駅東の最大の強みは「部屋・設備」です。30件のレビュー中19件でこのテーマへの言及が確認されました。</w:t>
       </w:r>
     </w:p>
     <w:p>
@@ -4709,7 +4420,7 @@
           <w:sz w:val="26"/>
           <w:szCs w:val="26"/>
         </w:rPr>
-        <w:t xml:space="preserve">3.2 第2の強み：「スタッフ対応」</w:t>
+        <w:t xml:space="preserve">3.2 第2の強み：「立地・アクセス」</w:t>
       </w:r>
     </w:p>
     <w:p>
@@ -4724,7 +4435,7 @@
           <w:sz w:val="21"/>
           <w:szCs w:val="21"/>
         </w:rPr>
-        <w:t xml:space="preserve">「スタッフ対応」も35件のレビューで高く評価されており、アパホテル相模原橋本駅東の重要な差別化要因となっています。</w:t>
+        <w:t xml:space="preserve">「立地・アクセス」も18件のレビューで高く評価されており、アパホテル相模原橋本駅東の重要な差別化要因となっています。</w:t>
       </w:r>
     </w:p>
     <w:p>
@@ -4957,284 +4668,6 @@
                 <w:rFonts w:ascii="Arial" w:cs="Arial" w:eastAsia="Arial" w:hAnsi="Arial"/>
                 <w:b/>
                 <w:bCs/>
-                <w:color w:val="E67E22"/>
-                <w:sz w:val="22"/>
-                <w:szCs w:val="22"/>
-              </w:rPr>
-              <w:t xml:space="preserve">A</w:t>
-            </w:r>
-          </w:p>
-        </w:tc>
-        <w:tc>
-          <w:tcPr>
-            <w:tcW w:type="dxa" w:w="2200"/>
-            <w:tcBorders>
-              <w:top w:val="single" w:color="CCCCCC" w:sz="1"/>
-              <w:left w:val="single" w:color="CCCCCC" w:sz="1"/>
-              <w:bottom w:val="single" w:color="CCCCCC" w:sz="1"/>
-              <w:right w:val="single" w:color="CCCCCC" w:sz="1"/>
-            </w:tcBorders>
-            <w:tcMar>
-              <w:top w:type="dxa" w:w="80"/>
-              <w:left w:type="dxa" w:w="120"/>
-              <w:bottom w:type="dxa" w:w="80"/>
-              <w:right w:type="dxa" w:w="120"/>
-            </w:tcMar>
-            <w:vAlign w:val="center"/>
-          </w:tcPr>
-          <w:p>
-            <w:pPr>
-              <w:jc w:val="left"/>
-            </w:pPr>
-            <w:r>
-              <w:rPr>
-                <w:rFonts w:ascii="Arial" w:cs="Arial" w:eastAsia="Arial" w:hAnsi="Arial"/>
-                <w:b/>
-                <w:bCs/>
-                <w:color w:val="333333"/>
-                <w:sz w:val="20"/>
-                <w:szCs w:val="20"/>
-              </w:rPr>
-              <w:t xml:space="preserve">騒音問題</w:t>
-            </w:r>
-          </w:p>
-        </w:tc>
-        <w:tc>
-          <w:tcPr>
-            <w:tcW w:type="dxa" w:w="4360"/>
-            <w:tcBorders>
-              <w:top w:val="single" w:color="CCCCCC" w:sz="1"/>
-              <w:left w:val="single" w:color="CCCCCC" w:sz="1"/>
-              <w:bottom w:val="single" w:color="CCCCCC" w:sz="1"/>
-              <w:right w:val="single" w:color="CCCCCC" w:sz="1"/>
-            </w:tcBorders>
-            <w:tcMar>
-              <w:top w:type="dxa" w:w="80"/>
-              <w:left w:type="dxa" w:w="120"/>
-              <w:bottom w:type="dxa" w:w="80"/>
-              <w:right w:type="dxa" w:w="120"/>
-            </w:tcMar>
-            <w:vAlign w:val="center"/>
-          </w:tcPr>
-          <w:p>
-            <w:pPr>
-              <w:jc w:val="left"/>
-            </w:pPr>
-            <w:r>
-              <w:rPr>
-                <w:rFonts w:ascii="Arial" w:cs="Arial" w:eastAsia="Arial" w:hAnsi="Arial"/>
-                <w:b w:val="false"/>
-                <w:bCs w:val="false"/>
-                <w:color w:val="333333"/>
-                <w:sz w:val="20"/>
-                <w:szCs w:val="20"/>
-              </w:rPr>
-              <w:t xml:space="preserve">線路近くだったので、朝４：３０の貨物列車の音で目が覚めた（やむを得ないなと思う程度）</w:t>
-            </w:r>
-          </w:p>
-        </w:tc>
-        <w:tc>
-          <w:tcPr>
-            <w:tcW w:type="dxa" w:w="2000"/>
-            <w:tcBorders>
-              <w:top w:val="single" w:color="CCCCCC" w:sz="1"/>
-              <w:left w:val="single" w:color="CCCCCC" w:sz="1"/>
-              <w:bottom w:val="single" w:color="CCCCCC" w:sz="1"/>
-              <w:right w:val="single" w:color="CCCCCC" w:sz="1"/>
-            </w:tcBorders>
-            <w:tcMar>
-              <w:top w:type="dxa" w:w="80"/>
-              <w:left w:type="dxa" w:w="120"/>
-              <w:bottom w:type="dxa" w:w="80"/>
-              <w:right w:type="dxa" w:w="120"/>
-            </w:tcMar>
-            <w:vAlign w:val="center"/>
-          </w:tcPr>
-          <w:p>
-            <w:pPr>
-              <w:jc w:val="center"/>
-            </w:pPr>
-            <w:r>
-              <w:rPr>
-                <w:rFonts w:ascii="Arial" w:cs="Arial" w:eastAsia="Arial" w:hAnsi="Arial"/>
-                <w:b w:val="false"/>
-                <w:bCs w:val="false"/>
-                <w:color w:val="333333"/>
-                <w:sz w:val="20"/>
-                <w:szCs w:val="20"/>
-              </w:rPr>
-              <w:t xml:space="preserve">影響度・2件</w:t>
-            </w:r>
-          </w:p>
-        </w:tc>
-      </w:tr>
-      <w:tr>
-        <w:tc>
-          <w:tcPr>
-            <w:tcW w:type="dxa" w:w="800"/>
-            <w:tcBorders>
-              <w:top w:val="single" w:color="CCCCCC" w:sz="1"/>
-              <w:left w:val="single" w:color="CCCCCC" w:sz="1"/>
-              <w:bottom w:val="single" w:color="CCCCCC" w:sz="1"/>
-              <w:right w:val="single" w:color="CCCCCC" w:sz="1"/>
-            </w:tcBorders>
-            <w:shd w:fill="F2F2F2" w:val="clear"/>
-            <w:tcMar>
-              <w:top w:type="dxa" w:w="80"/>
-              <w:left w:type="dxa" w:w="120"/>
-              <w:bottom w:type="dxa" w:w="80"/>
-              <w:right w:type="dxa" w:w="120"/>
-            </w:tcMar>
-            <w:vAlign w:val="center"/>
-          </w:tcPr>
-          <w:p>
-            <w:pPr>
-              <w:jc w:val="center"/>
-            </w:pPr>
-            <w:r>
-              <w:rPr>
-                <w:rFonts w:ascii="Arial" w:cs="Arial" w:eastAsia="Arial" w:hAnsi="Arial"/>
-                <w:b/>
-                <w:bCs/>
-                <w:color w:val="E67E22"/>
-                <w:sz w:val="22"/>
-                <w:szCs w:val="22"/>
-              </w:rPr>
-              <w:t xml:space="preserve">A</w:t>
-            </w:r>
-          </w:p>
-        </w:tc>
-        <w:tc>
-          <w:tcPr>
-            <w:tcW w:type="dxa" w:w="2200"/>
-            <w:tcBorders>
-              <w:top w:val="single" w:color="CCCCCC" w:sz="1"/>
-              <w:left w:val="single" w:color="CCCCCC" w:sz="1"/>
-              <w:bottom w:val="single" w:color="CCCCCC" w:sz="1"/>
-              <w:right w:val="single" w:color="CCCCCC" w:sz="1"/>
-            </w:tcBorders>
-            <w:tcMar>
-              <w:top w:type="dxa" w:w="80"/>
-              <w:left w:type="dxa" w:w="120"/>
-              <w:bottom w:type="dxa" w:w="80"/>
-              <w:right w:type="dxa" w:w="120"/>
-            </w:tcMar>
-            <w:vAlign w:val="center"/>
-          </w:tcPr>
-          <w:p>
-            <w:pPr>
-              <w:jc w:val="left"/>
-            </w:pPr>
-            <w:r>
-              <w:rPr>
-                <w:rFonts w:ascii="Arial" w:cs="Arial" w:eastAsia="Arial" w:hAnsi="Arial"/>
-                <w:b/>
-                <w:bCs/>
-                <w:color w:val="333333"/>
-                <w:sz w:val="20"/>
-                <w:szCs w:val="20"/>
-              </w:rPr>
-              <w:t xml:space="preserve">水回り</w:t>
-            </w:r>
-          </w:p>
-        </w:tc>
-        <w:tc>
-          <w:tcPr>
-            <w:tcW w:type="dxa" w:w="4360"/>
-            <w:tcBorders>
-              <w:top w:val="single" w:color="CCCCCC" w:sz="1"/>
-              <w:left w:val="single" w:color="CCCCCC" w:sz="1"/>
-              <w:bottom w:val="single" w:color="CCCCCC" w:sz="1"/>
-              <w:right w:val="single" w:color="CCCCCC" w:sz="1"/>
-            </w:tcBorders>
-            <w:tcMar>
-              <w:top w:type="dxa" w:w="80"/>
-              <w:left w:type="dxa" w:w="120"/>
-              <w:bottom w:type="dxa" w:w="80"/>
-              <w:right w:type="dxa" w:w="120"/>
-            </w:tcMar>
-            <w:vAlign w:val="center"/>
-          </w:tcPr>
-          <w:p>
-            <w:pPr>
-              <w:jc w:val="left"/>
-            </w:pPr>
-            <w:r>
-              <w:rPr>
-                <w:rFonts w:ascii="Arial" w:cs="Arial" w:eastAsia="Arial" w:hAnsi="Arial"/>
-                <w:b w:val="false"/>
-                <w:bCs w:val="false"/>
-                <w:color w:val="333333"/>
-                <w:sz w:val="20"/>
-                <w:szCs w:val="20"/>
-              </w:rPr>
-              <w:t xml:space="preserve">お風呂の時間が夜の9時〜だったので、すぐに行ったけど満員ではいれず、眠かったので、部屋のシャワーで我</w:t>
-            </w:r>
-          </w:p>
-        </w:tc>
-        <w:tc>
-          <w:tcPr>
-            <w:tcW w:type="dxa" w:w="2000"/>
-            <w:tcBorders>
-              <w:top w:val="single" w:color="CCCCCC" w:sz="1"/>
-              <w:left w:val="single" w:color="CCCCCC" w:sz="1"/>
-              <w:bottom w:val="single" w:color="CCCCCC" w:sz="1"/>
-              <w:right w:val="single" w:color="CCCCCC" w:sz="1"/>
-            </w:tcBorders>
-            <w:tcMar>
-              <w:top w:type="dxa" w:w="80"/>
-              <w:left w:type="dxa" w:w="120"/>
-              <w:bottom w:type="dxa" w:w="80"/>
-              <w:right w:type="dxa" w:w="120"/>
-            </w:tcMar>
-            <w:vAlign w:val="center"/>
-          </w:tcPr>
-          <w:p>
-            <w:pPr>
-              <w:jc w:val="center"/>
-            </w:pPr>
-            <w:r>
-              <w:rPr>
-                <w:rFonts w:ascii="Arial" w:cs="Arial" w:eastAsia="Arial" w:hAnsi="Arial"/>
-                <w:b w:val="false"/>
-                <w:bCs w:val="false"/>
-                <w:color w:val="333333"/>
-                <w:sz w:val="20"/>
-                <w:szCs w:val="20"/>
-              </w:rPr>
-              <w:t xml:space="preserve">影響度・2件</w:t>
-            </w:r>
-          </w:p>
-        </w:tc>
-      </w:tr>
-      <w:tr>
-        <w:tc>
-          <w:tcPr>
-            <w:tcW w:type="dxa" w:w="800"/>
-            <w:tcBorders>
-              <w:top w:val="single" w:color="CCCCCC" w:sz="1"/>
-              <w:left w:val="single" w:color="CCCCCC" w:sz="1"/>
-              <w:bottom w:val="single" w:color="CCCCCC" w:sz="1"/>
-              <w:right w:val="single" w:color="CCCCCC" w:sz="1"/>
-            </w:tcBorders>
-            <w:shd w:fill="F2F2F2" w:val="clear"/>
-            <w:tcMar>
-              <w:top w:type="dxa" w:w="80"/>
-              <w:left w:type="dxa" w:w="120"/>
-              <w:bottom w:type="dxa" w:w="80"/>
-              <w:right w:type="dxa" w:w="120"/>
-            </w:tcMar>
-            <w:vAlign w:val="center"/>
-          </w:tcPr>
-          <w:p>
-            <w:pPr>
-              <w:jc w:val="center"/>
-            </w:pPr>
-            <w:r>
-              <w:rPr>
-                <w:rFonts w:ascii="Arial" w:cs="Arial" w:eastAsia="Arial" w:hAnsi="Arial"/>
-                <w:b/>
-                <w:bCs/>
                 <w:color w:val="2E75B6"/>
                 <w:sz w:val="22"/>
                 <w:szCs w:val="22"/>
@@ -5717,7 +5150,7 @@
           <w:sz w:val="22"/>
           <w:szCs w:val="22"/>
         </w:rPr>
-        <w:t xml:space="preserve">(1) 騒音対策の即時対応</w:t>
+        <w:t xml:space="preserve">(1) サービス品質全般の向上</w:t>
       </w:r>
     </w:p>
     <w:p>
@@ -5736,7 +5169,7 @@
           <w:sz w:val="21"/>
           <w:szCs w:val="21"/>
         </w:rPr>
-        <w:t xml:space="preserve">防音対策済み部屋の積極的案内</w:t>
+        <w:t xml:space="preserve">口コミへの返信率100%達成（48時間以内）</w:t>
       </w:r>
     </w:p>
     <w:p>
@@ -5755,7 +5188,7 @@
           <w:sz w:val="21"/>
           <w:szCs w:val="21"/>
         </w:rPr>
-        <w:t xml:space="preserve">チェックイン時の防音耳栓提供</w:t>
+        <w:t xml:space="preserve">チェックイン・チェックアウト対応の効率化</w:t>
       </w:r>
     </w:p>
     <w:p>
@@ -5774,7 +5207,7 @@
           <w:sz w:val="21"/>
           <w:szCs w:val="21"/>
         </w:rPr>
-        <w:t xml:space="preserve">騒音クレーム対応マニュアルの整備</w:t>
+        <w:t xml:space="preserve">フロントスタッフへのCS向上研修実施</w:t>
       </w:r>
     </w:p>
     <w:p>
@@ -5793,7 +5226,7 @@
           <w:sz w:val="21"/>
           <w:szCs w:val="21"/>
         </w:rPr>
-        <w:t xml:space="preserve">防音性能の高い部屋への優先アサイン</w:t>
+        <w:t xml:space="preserve">お客様満足度アンケートの配布と集計体制整備</w:t>
       </w:r>
     </w:p>
     <w:p>
@@ -5814,104 +5247,7 @@
           <w:sz w:val="22"/>
           <w:szCs w:val="22"/>
         </w:rPr>
-        <w:t xml:space="preserve">(2) 水回り不具合の即時対応</w:t>
-      </w:r>
-    </w:p>
-    <w:p>
-      <w:pPr>
-        <w:pStyle w:val="ListParagraph"/>
-        <w:numPr>
-          <w:ilvl w:val="0"/>
-          <w:numId w:val="2"/>
-        </w:numPr>
-        <w:spacing w:after="80" w:line="300"/>
-      </w:pPr>
-      <w:r>
-        <w:rPr>
-          <w:rFonts w:ascii="Arial" w:cs="Arial" w:eastAsia="Arial" w:hAnsi="Arial"/>
-          <w:color w:val="333333"/>
-          <w:sz w:val="21"/>
-          <w:szCs w:val="21"/>
-        </w:rPr>
-        <w:t xml:space="preserve">水回り点検チェックリストの強化</w:t>
-      </w:r>
-    </w:p>
-    <w:p>
-      <w:pPr>
-        <w:pStyle w:val="ListParagraph"/>
-        <w:numPr>
-          <w:ilvl w:val="0"/>
-          <w:numId w:val="2"/>
-        </w:numPr>
-        <w:spacing w:after="80" w:line="300"/>
-      </w:pPr>
-      <w:r>
-        <w:rPr>
-          <w:rFonts w:ascii="Arial" w:cs="Arial" w:eastAsia="Arial" w:hAnsi="Arial"/>
-          <w:color w:val="333333"/>
-          <w:sz w:val="21"/>
-          <w:szCs w:val="21"/>
-        </w:rPr>
-        <w:t xml:space="preserve">排水・給水トラブルの優先対応フロー</w:t>
-      </w:r>
-    </w:p>
-    <w:p>
-      <w:pPr>
-        <w:pStyle w:val="ListParagraph"/>
-        <w:numPr>
-          <w:ilvl w:val="0"/>
-          <w:numId w:val="2"/>
-        </w:numPr>
-        <w:spacing w:after="80" w:line="300"/>
-      </w:pPr>
-      <w:r>
-        <w:rPr>
-          <w:rFonts w:ascii="Arial" w:cs="Arial" w:eastAsia="Arial" w:hAnsi="Arial"/>
-          <w:color w:val="333333"/>
-          <w:sz w:val="21"/>
-          <w:szCs w:val="21"/>
-        </w:rPr>
-        <w:t xml:space="preserve">浴室清潔度の定期巡回チェック強化</w:t>
-      </w:r>
-    </w:p>
-    <w:p>
-      <w:pPr>
-        <w:pStyle w:val="ListParagraph"/>
-        <w:numPr>
-          <w:ilvl w:val="0"/>
-          <w:numId w:val="2"/>
-        </w:numPr>
-        <w:spacing w:after="80" w:line="300"/>
-      </w:pPr>
-      <w:r>
-        <w:rPr>
-          <w:rFonts w:ascii="Arial" w:cs="Arial" w:eastAsia="Arial" w:hAnsi="Arial"/>
-          <w:color w:val="333333"/>
-          <w:sz w:val="21"/>
-          <w:szCs w:val="21"/>
-        </w:rPr>
-        <w:t xml:space="preserve">不具合報告専用の内線番号周知</w:t>
-      </w:r>
-    </w:p>
-    <w:p>
-      <w:pPr>
-        <w:spacing w:after="80"/>
-      </w:pPr>
-    </w:p>
-    <w:p>
-      <w:pPr>
-        <w:spacing w:after="120" w:before="200"/>
-      </w:pPr>
-      <w:r>
-        <w:rPr>
-          <w:rFonts w:ascii="Arial" w:cs="Arial" w:eastAsia="Arial" w:hAnsi="Arial"/>
-          <w:b/>
-          <w:bCs/>
-          <w:color w:val="1B3A5C"/>
-          <w:sz w:val="22"/>
-          <w:szCs w:val="22"/>
-        </w:rPr>
-        <w:t xml:space="preserve">(3) 口コミ返信率100%の実現</w:t>
+        <w:t xml:space="preserve">(2) 口コミ返信率100%の実現</w:t>
       </w:r>
     </w:p>
     <w:p>
@@ -6026,7 +5362,7 @@
           <w:sz w:val="22"/>
           <w:szCs w:val="22"/>
         </w:rPr>
-        <w:t xml:space="preserve">(1) 防音設備の強化</w:t>
+        <w:t xml:space="preserve">(1) 顧客体験向上の短期施策</w:t>
       </w:r>
     </w:p>
     <w:p>
@@ -6045,7 +5381,7 @@
           <w:sz w:val="21"/>
           <w:szCs w:val="21"/>
         </w:rPr>
-        <w:t xml:space="preserve">防音カーテン・防音パネルの設置計画</w:t>
+        <w:t xml:space="preserve">OTA写真・説明文の定期的な見直しと更新</w:t>
       </w:r>
     </w:p>
     <w:p>
@@ -6064,7 +5400,7 @@
           <w:sz w:val="21"/>
           <w:szCs w:val="21"/>
         </w:rPr>
-        <w:t xml:space="preserve">騒音の多い部屋の用途転換検討</w:t>
+        <w:t xml:space="preserve">リピーター向け優待プログラムの検討</w:t>
       </w:r>
     </w:p>
     <w:p>
@@ -6083,85 +5419,7 @@
           <w:sz w:val="21"/>
           <w:szCs w:val="21"/>
         </w:rPr>
-        <w:t xml:space="preserve">建物外部騒音対策の工事計画</w:t>
-      </w:r>
-    </w:p>
-    <w:p>
-      <w:pPr>
-        <w:spacing w:after="80"/>
-      </w:pPr>
-    </w:p>
-    <w:p>
-      <w:pPr>
-        <w:spacing w:after="120" w:before="200"/>
-      </w:pPr>
-      <w:r>
-        <w:rPr>
-          <w:rFonts w:ascii="Arial" w:cs="Arial" w:eastAsia="Arial" w:hAnsi="Arial"/>
-          <w:b/>
-          <w:bCs/>
-          <w:color w:val="1B3A5C"/>
-          <w:sz w:val="22"/>
-          <w:szCs w:val="22"/>
-        </w:rPr>
-        <w:t xml:space="preserve">(1) 水回り設備の計画的更新</w:t>
-      </w:r>
-    </w:p>
-    <w:p>
-      <w:pPr>
-        <w:pStyle w:val="ListParagraph"/>
-        <w:numPr>
-          <w:ilvl w:val="0"/>
-          <w:numId w:val="2"/>
-        </w:numPr>
-        <w:spacing w:after="80" w:line="300"/>
-      </w:pPr>
-      <w:r>
-        <w:rPr>
-          <w:rFonts w:ascii="Arial" w:cs="Arial" w:eastAsia="Arial" w:hAnsi="Arial"/>
-          <w:color w:val="333333"/>
-          <w:sz w:val="21"/>
-          <w:szCs w:val="21"/>
-        </w:rPr>
-        <w:t xml:space="preserve">老朽化した給排水設備の交換計画</w:t>
-      </w:r>
-    </w:p>
-    <w:p>
-      <w:pPr>
-        <w:pStyle w:val="ListParagraph"/>
-        <w:numPr>
-          <w:ilvl w:val="0"/>
-          <w:numId w:val="2"/>
-        </w:numPr>
-        <w:spacing w:after="80" w:line="300"/>
-      </w:pPr>
-      <w:r>
-        <w:rPr>
-          <w:rFonts w:ascii="Arial" w:cs="Arial" w:eastAsia="Arial" w:hAnsi="Arial"/>
-          <w:color w:val="333333"/>
-          <w:sz w:val="21"/>
-          <w:szCs w:val="21"/>
-        </w:rPr>
-        <w:t xml:space="preserve">シャワーヘッド・蛇口等の節水型設備導入</w:t>
-      </w:r>
-    </w:p>
-    <w:p>
-      <w:pPr>
-        <w:pStyle w:val="ListParagraph"/>
-        <w:numPr>
-          <w:ilvl w:val="0"/>
-          <w:numId w:val="2"/>
-        </w:numPr>
-        <w:spacing w:after="80" w:line="300"/>
-      </w:pPr>
-      <w:r>
-        <w:rPr>
-          <w:rFonts w:ascii="Arial" w:cs="Arial" w:eastAsia="Arial" w:hAnsi="Arial"/>
-          <w:color w:val="333333"/>
-          <w:sz w:val="21"/>
-          <w:szCs w:val="21"/>
-        </w:rPr>
-        <w:t xml:space="preserve">定期メンテナンス契約の見直し</w:t>
+        <w:t xml:space="preserve">多言語対応サービスの充実（英語・中国語）</w:t>
       </w:r>
     </w:p>
     <w:p>
@@ -6780,7 +6038,7 @@
                 <w:sz w:val="20"/>
                 <w:szCs w:val="20"/>
               </w:rPr>
-              <w:t xml:space="preserve">8.22点</w:t>
+              <w:t xml:space="preserve">8.00点</w:t>
             </w:r>
           </w:p>
         </w:tc>
@@ -6814,7 +6072,7 @@
                 <w:sz w:val="20"/>
                 <w:szCs w:val="20"/>
               </w:rPr>
-              <w:t xml:space="preserve">8.5点以上</w:t>
+              <w:t xml:space="preserve">8.3点以上</w:t>
             </w:r>
           </w:p>
         </w:tc>
@@ -6920,7 +6178,7 @@
                 <w:sz w:val="20"/>
                 <w:szCs w:val="20"/>
               </w:rPr>
-              <w:t xml:space="preserve">72.1%</w:t>
+              <w:t xml:space="preserve">66.7%</w:t>
             </w:r>
           </w:p>
         </w:tc>
@@ -6955,7 +6213,7 @@
                 <w:sz w:val="20"/>
                 <w:szCs w:val="20"/>
               </w:rPr>
-              <w:t xml:space="preserve">77%以上</w:t>
+              <w:t xml:space="preserve">72%以上</w:t>
             </w:r>
           </w:p>
         </w:tc>
@@ -7060,7 +6318,7 @@
                 <w:sz w:val="20"/>
                 <w:szCs w:val="20"/>
               </w:rPr>
-              <w:t xml:space="preserve">1.5%</w:t>
+              <w:t xml:space="preserve">0.0%</w:t>
             </w:r>
           </w:p>
         </w:tc>
@@ -7094,7 +6352,7 @@
                 <w:sz w:val="20"/>
                 <w:szCs w:val="20"/>
               </w:rPr>
-              <w:t xml:space="preserve">0.5%以下</w:t>
+              <w:t xml:space="preserve">0%以下</w:t>
             </w:r>
           </w:p>
         </w:tc>
@@ -7306,7 +6564,7 @@
                 <w:sz w:val="20"/>
                 <w:szCs w:val="20"/>
               </w:rPr>
-              <w:t xml:space="preserve">じゃらん評価</w:t>
+              <w:t xml:space="preserve">Google評価</w:t>
             </w:r>
           </w:p>
         </w:tc>
@@ -7340,7 +6598,7 @@
                 <w:sz w:val="20"/>
                 <w:szCs w:val="20"/>
               </w:rPr>
-              <w:t xml:space="preserve">4.45/5点</w:t>
+              <w:t xml:space="preserve">4.33/5点</w:t>
             </w:r>
           </w:p>
         </w:tc>
@@ -7374,7 +6632,7 @@
                 <w:sz w:val="20"/>
                 <w:szCs w:val="20"/>
               </w:rPr>
-              <w:t xml:space="preserve">4.7/5点以上</w:t>
+              <w:t xml:space="preserve">4.5/5点以上</w:t>
             </w:r>
           </w:p>
         </w:tc>
@@ -7445,7 +6703,7 @@
                 <w:sz w:val="20"/>
                 <w:szCs w:val="20"/>
               </w:rPr>
-              <w:t xml:space="preserve">Google評価</w:t>
+              <w:t xml:space="preserve">Agoda評価</w:t>
             </w:r>
           </w:p>
         </w:tc>
@@ -7480,7 +6738,7 @@
                 <w:sz w:val="20"/>
                 <w:szCs w:val="20"/>
               </w:rPr>
-              <w:t xml:space="preserve">4.38/5点</w:t>
+              <w:t xml:space="preserve">8.17/10点</w:t>
             </w:r>
           </w:p>
         </w:tc>
@@ -7515,7 +6773,7 @@
                 <w:sz w:val="20"/>
                 <w:szCs w:val="20"/>
               </w:rPr>
-              <w:t xml:space="preserve">4.6/5点以上</w:t>
+              <w:t xml:space="preserve">8.4/10点以上</w:t>
             </w:r>
           </w:p>
         </w:tc>
@@ -7627,7 +6885,7 @@
                 <w:sz w:val="21"/>
                 <w:szCs w:val="21"/>
               </w:rPr>
-              <w:t xml:space="preserve">本分析では、アパホテル相模原橋本駅東の2025年12月〜2026年3月の口コミ68件を包括的に評価しました。総合評価8.22点（10点換算）、高評価率72.1%という結果から、当ホテルのサービス品質は概ね高い水準にあることが確認できます。</w:t>
+              <w:t xml:space="preserve">本分析では、アパホテル相模原橋本駅東の2025年12月〜2026年4月の口コミ30件を包括的に評価しました。総合評価8.00点（10点換算）、高評価率66.7%という結果から、当ホテルのサービス品質は概ね高い水準にあることが確認できます。</w:t>
             </w:r>
           </w:p>
           <w:p>
@@ -7655,7 +6913,7 @@
                 <w:sz w:val="21"/>
                 <w:szCs w:val="21"/>
               </w:rPr>
-              <w:t xml:space="preserve">一方、騒音問題に関する指摘が見られ、本レポートで提示した3フェーズの改善施策を実施することで、さらなる評価向上が期待できます。</w:t>
+              <w:t xml:space="preserve">一方、サービス全般に関する指摘が見られ、本レポートで提示した3フェーズの改善施策を実施することで、さらなる評価向上が期待できます。</w:t>
             </w:r>
           </w:p>
           <w:p>
@@ -7669,7 +6927,7 @@
                 <w:sz w:val="21"/>
                 <w:szCs w:val="21"/>
               </w:rPr>
-              <w:t xml:space="preserve">Phase 1の即時対応施策から着実に実行し、6ヶ月以内に全体平均8.5点以上、高評価率77%以上を目指すことを推奨いたします。</w:t>
+              <w:t xml:space="preserve">Phase 1の即時対応施策から着実に実行し、6ヶ月以内に全体平均8.3点以上、高評価率72%以上を目指すことを推奨いたします。</w:t>
             </w:r>
           </w:p>
           <w:p>
